--- a/Лабораторная_1_Генератор_случайных_цитат.docx
+++ b/Лабораторная_1_Генератор_случайных_цитат.docx
@@ -4,79 +4,138 @@
   <w:body>
     <w:p>
       <w:pPr>
+        <w:keepNext w:val="0"/>
+        <w:spacing w:line="360" w:lineRule="auto" w:before="0" w:after="120"/>
+        <w:ind w:firstLine="0" w:left="0" w:right="0"/>
         <w:jc w:val="center"/>
       </w:pPr>
       <w:r>
         <w:rPr>
-          <w:rFonts w:ascii="Times New Roman" w:hAnsi="Times New Roman"/>
+          <w:rFonts w:ascii="Times New Roman" w:hAnsi="Times New Roman" w:cs="Times New Roman" w:eastAsia="Times New Roman"/>
           <w:b/>
-          <w:sz w:val="36"/>
+          <w:sz w:val="28"/>
         </w:rPr>
         <w:t>ЛАБОРАТОРНАЯ РАБОТА № 1</w:t>
       </w:r>
     </w:p>
     <w:p>
       <w:pPr>
+        <w:keepNext w:val="0"/>
+        <w:spacing w:line="360" w:lineRule="auto" w:before="0" w:after="120"/>
+        <w:ind w:firstLine="0" w:left="0" w:right="0"/>
         <w:jc w:val="center"/>
       </w:pPr>
       <w:r>
         <w:rPr>
-          <w:rFonts w:ascii="Times New Roman" w:hAnsi="Times New Roman"/>
+          <w:rFonts w:ascii="Times New Roman" w:hAnsi="Times New Roman" w:cs="Times New Roman" w:eastAsia="Times New Roman"/>
           <w:b/>
-          <w:sz w:val="32"/>
+          <w:sz w:val="28"/>
         </w:rPr>
         <w:t>Разработка структуры проекта</w:t>
       </w:r>
     </w:p>
-    <w:p/>
     <w:p>
       <w:pPr>
+        <w:keepNext w:val="0"/>
+        <w:spacing w:line="360" w:lineRule="auto" w:before="0" w:after="0"/>
+        <w:ind w:firstLine="0" w:left="0" w:right="0"/>
+      </w:pPr>
+    </w:p>
+    <w:p>
+      <w:pPr>
+        <w:keepNext w:val="0"/>
+        <w:spacing w:line="360" w:lineRule="auto" w:before="0" w:after="120"/>
+        <w:ind w:firstLine="0" w:left="0" w:right="0"/>
         <w:jc w:val="center"/>
       </w:pPr>
       <w:r>
         <w:rPr>
-          <w:rFonts w:ascii="Times New Roman" w:hAnsi="Times New Roman"/>
+          <w:rFonts w:ascii="Times New Roman" w:hAnsi="Times New Roman" w:cs="Times New Roman" w:eastAsia="Times New Roman"/>
           <w:b/>
-          <w:sz w:val="30"/>
+          <w:sz w:val="28"/>
         </w:rPr>
         <w:t>Тема проекта: «Генератор случайных цитат»</w:t>
       </w:r>
     </w:p>
-    <w:p/>
     <w:p>
       <w:pPr>
+        <w:keepNext w:val="0"/>
+        <w:spacing w:line="360" w:lineRule="auto" w:before="0" w:after="0"/>
+        <w:ind w:firstLine="0" w:left="0" w:right="0"/>
+      </w:pPr>
+    </w:p>
+    <w:p>
+      <w:pPr>
+        <w:keepNext w:val="0"/>
+        <w:spacing w:line="360" w:lineRule="auto" w:before="240" w:after="0"/>
+        <w:ind w:firstLine="0" w:left="0" w:right="0"/>
         <w:jc w:val="center"/>
       </w:pPr>
       <w:r>
         <w:rPr>
+          <w:rFonts w:ascii="Times New Roman" w:hAnsi="Times New Roman" w:cs="Times New Roman" w:eastAsia="Times New Roman"/>
+          <w:b w:val="0"/>
           <w:sz w:val="28"/>
         </w:rPr>
-        <w:t>Студент: ______________________________</w:t>
+        <w:t>Студент: Сагадиев Амир</w:t>
+      </w:r>
+      <w:r>
+        <w:rPr>
+          <w:rFonts w:ascii="Times New Roman" w:hAnsi="Times New Roman" w:cs="Times New Roman" w:eastAsia="Times New Roman"/>
+          <w:b w:val="0"/>
+          <w:sz w:val="28"/>
+        </w:rPr>
         <w:br/>
       </w:r>
       <w:r>
         <w:rPr>
+          <w:rFonts w:ascii="Times New Roman" w:hAnsi="Times New Roman" w:cs="Times New Roman" w:eastAsia="Times New Roman"/>
+          <w:b w:val="0"/>
           <w:sz w:val="28"/>
         </w:rPr>
-        <w:t>Группа: _______________________________</w:t>
+        <w:t>Группа: ИСП-23-19</w:t>
+      </w:r>
+      <w:r>
+        <w:rPr>
+          <w:rFonts w:ascii="Times New Roman" w:hAnsi="Times New Roman" w:cs="Times New Roman" w:eastAsia="Times New Roman"/>
+          <w:b w:val="0"/>
+          <w:sz w:val="28"/>
+        </w:rPr>
         <w:br/>
       </w:r>
       <w:r>
         <w:rPr>
+          <w:rFonts w:ascii="Times New Roman" w:hAnsi="Times New Roman" w:cs="Times New Roman" w:eastAsia="Times New Roman"/>
+          <w:b w:val="0"/>
           <w:sz w:val="28"/>
         </w:rPr>
-        <w:t>Преподаватель: ________________________</w:t>
+        <w:t>Преподаватель: Кондров В. А.</w:t>
       </w:r>
     </w:p>
     <w:p>
+      <w:pPr>
+        <w:keepNext w:val="0"/>
+        <w:spacing w:line="360" w:lineRule="auto" w:before="0" w:after="0"/>
+        <w:ind w:firstLine="0" w:left="0" w:right="0"/>
+      </w:pPr>
       <w:r>
+        <w:rPr>
+          <w:rFonts w:ascii="Times New Roman" w:hAnsi="Times New Roman" w:cs="Times New Roman" w:eastAsia="Times New Roman"/>
+          <w:sz w:val="28"/>
+        </w:rPr>
         <w:br w:type="page"/>
       </w:r>
     </w:p>
     <w:p>
+      <w:pPr>
+        <w:keepNext/>
+        <w:spacing w:line="360" w:lineRule="auto" w:before="240" w:after="120"/>
+        <w:ind w:firstLine="709" w:left="0" w:right="0"/>
+        <w:jc w:val="left"/>
+      </w:pPr>
       <w:r>
         <w:rPr>
-          <w:rFonts w:ascii="Times New Roman" w:hAnsi="Times New Roman"/>
+          <w:rFonts w:ascii="Times New Roman" w:hAnsi="Times New Roman" w:cs="Times New Roman" w:eastAsia="Times New Roman"/>
           <w:b/>
           <w:sz w:val="28"/>
         </w:rPr>
@@ -85,58 +144,89 @@
     </w:p>
     <w:p>
       <w:pPr>
-        <w:spacing w:line="360" w:lineRule="auto"/>
-        <w:ind w:firstLine="709"/>
+        <w:keepNext w:val="0"/>
+        <w:spacing w:line="360" w:lineRule="auto" w:before="0" w:after="0"/>
+        <w:ind w:firstLine="709" w:left="0" w:right="0"/>
+        <w:jc w:val="both"/>
       </w:pPr>
       <w:r>
+        <w:rPr>
+          <w:rFonts w:ascii="Times New Roman" w:hAnsi="Times New Roman" w:cs="Times New Roman" w:eastAsia="Times New Roman"/>
+          <w:sz w:val="28"/>
+        </w:rPr>
         <w:t>Модульная структура проекта — это способ организации программного обеспечения, при котором приложение разделяется на отдельные функциональные части — модули. Каждый модуль отвечает за определённую задачу и взаимодействует с другими модулями через понятные интерфейсы.</w:t>
       </w:r>
     </w:p>
     <w:p>
       <w:pPr>
-        <w:spacing w:line="360" w:lineRule="auto"/>
-        <w:ind w:firstLine="709"/>
+        <w:keepNext w:val="0"/>
+        <w:spacing w:line="360" w:lineRule="auto" w:before="0" w:after="0"/>
+        <w:ind w:firstLine="709" w:left="0" w:right="0"/>
+        <w:jc w:val="both"/>
       </w:pPr>
       <w:r>
+        <w:rPr>
+          <w:rFonts w:ascii="Times New Roman" w:hAnsi="Times New Roman" w:cs="Times New Roman" w:eastAsia="Times New Roman"/>
+          <w:sz w:val="28"/>
+        </w:rPr>
         <w:t>Основной принцип модульности заключается в разделении ответственности. Например, в приложении «Генератор случайных цитат» интерфейс пользователя не должен самостоятельно хранить цитаты или выбирать случайный элемент. Эти обязанности передаются соответствующим модулям.</w:t>
       </w:r>
     </w:p>
     <w:p>
       <w:pPr>
-        <w:spacing w:line="360" w:lineRule="auto"/>
-        <w:ind w:firstLine="709"/>
+        <w:keepNext w:val="0"/>
+        <w:spacing w:line="360" w:lineRule="auto" w:before="0" w:after="0"/>
+        <w:ind w:firstLine="709" w:left="0" w:right="0"/>
+        <w:jc w:val="both"/>
       </w:pPr>
       <w:r>
+        <w:rPr>
+          <w:rFonts w:ascii="Times New Roman" w:hAnsi="Times New Roman" w:cs="Times New Roman" w:eastAsia="Times New Roman"/>
+          <w:sz w:val="28"/>
+        </w:rPr>
         <w:t>Модульная структура упрощает разработку, тестирование и сопровождение программного обеспечения. Изменение одного модуля по возможности не должно требовать переработки всего проекта. Кроме того, отдельные модули можно повторно использовать в других частях программы.</w:t>
       </w:r>
     </w:p>
     <w:p>
       <w:pPr>
-        <w:spacing w:line="360" w:lineRule="auto"/>
-        <w:ind w:firstLine="709"/>
+        <w:keepNext w:val="0"/>
+        <w:spacing w:line="360" w:lineRule="auto" w:before="0" w:after="0"/>
+        <w:ind w:firstLine="709" w:left="0" w:right="0"/>
+        <w:jc w:val="both"/>
       </w:pPr>
       <w:r>
+        <w:rPr>
+          <w:rFonts w:ascii="Times New Roman" w:hAnsi="Times New Roman" w:cs="Times New Roman" w:eastAsia="Times New Roman"/>
+          <w:sz w:val="28"/>
+        </w:rPr>
         <w:t>Диаграмма модулей является графическим представлением такой структуры. Блоки обозначают модули, а стрелки показывают направление передачи данных или взаимодействия между ними.</w:t>
       </w:r>
     </w:p>
     <w:p>
       <w:pPr>
-        <w:spacing w:line="360" w:lineRule="auto"/>
-        <w:ind w:firstLine="709"/>
+        <w:keepNext w:val="0"/>
+        <w:spacing w:line="360" w:lineRule="auto" w:before="0" w:after="0"/>
+        <w:ind w:firstLine="709" w:left="0" w:right="0"/>
+        <w:jc w:val="both"/>
       </w:pPr>
       <w:r>
+        <w:rPr>
+          <w:rFonts w:ascii="Times New Roman" w:hAnsi="Times New Roman" w:cs="Times New Roman" w:eastAsia="Times New Roman"/>
+          <w:sz w:val="28"/>
+        </w:rPr>
         <w:t>Физическая структура проекта показывает, как модули и вспомогательные файлы размещены в папках. Управляющие файлы, такие как README.md, .gitignore и config.json, находятся в корне проекта и используются для описания проекта, настройки Git и хранения конфигурации.</w:t>
       </w:r>
     </w:p>
     <w:p>
-      <w:r>
-        <w:br w:type="page"/>
-      </w:r>
-    </w:p>
-    <w:p>
+      <w:pPr>
+        <w:keepNext/>
+        <w:spacing w:line="360" w:lineRule="auto" w:before="240" w:after="120"/>
+        <w:ind w:firstLine="709" w:left="0" w:right="0"/>
+        <w:jc w:val="left"/>
+      </w:pPr>
       <w:r>
         <w:rPr>
-          <w:rFonts w:ascii="Times New Roman" w:hAnsi="Times New Roman"/>
+          <w:rFonts w:ascii="Times New Roman" w:hAnsi="Times New Roman" w:cs="Times New Roman" w:eastAsia="Times New Roman"/>
           <w:b/>
           <w:sz w:val="28"/>
         </w:rPr>
@@ -145,73 +235,134 @@
     </w:p>
     <w:p>
       <w:pPr>
-        <w:spacing w:line="360" w:lineRule="auto"/>
-        <w:ind w:firstLine="709"/>
+        <w:keepNext w:val="0"/>
+        <w:spacing w:line="360" w:lineRule="auto" w:before="0" w:after="0"/>
+        <w:ind w:firstLine="709" w:left="0" w:right="0"/>
+        <w:jc w:val="both"/>
       </w:pPr>
       <w:r>
+        <w:rPr>
+          <w:rFonts w:ascii="Times New Roman" w:hAnsi="Times New Roman" w:cs="Times New Roman" w:eastAsia="Times New Roman"/>
+          <w:sz w:val="28"/>
+        </w:rPr>
         <w:t>Разрабатываемая система «Генератор случайных цитат» должна предоставлять пользователю возможность получать случайную цитату из заранее подготовленного набора.</w:t>
       </w:r>
     </w:p>
     <w:p>
       <w:pPr>
-        <w:spacing w:line="360" w:lineRule="auto"/>
+        <w:keepNext w:val="0"/>
+        <w:spacing w:line="360" w:lineRule="auto" w:before="0" w:after="0"/>
+        <w:ind w:firstLine="709" w:left="0" w:right="0"/>
+        <w:jc w:val="both"/>
       </w:pPr>
       <w:r>
+        <w:rPr>
+          <w:rFonts w:ascii="Times New Roman" w:hAnsi="Times New Roman" w:cs="Times New Roman" w:eastAsia="Times New Roman"/>
+          <w:sz w:val="28"/>
+        </w:rPr>
         <w:t>1. Запуск приложения через основной файл программы.</w:t>
       </w:r>
     </w:p>
     <w:p>
       <w:pPr>
-        <w:spacing w:line="360" w:lineRule="auto"/>
+        <w:keepNext w:val="0"/>
+        <w:spacing w:line="360" w:lineRule="auto" w:before="0" w:after="0"/>
+        <w:ind w:firstLine="709" w:left="0" w:right="0"/>
+        <w:jc w:val="both"/>
       </w:pPr>
       <w:r>
+        <w:rPr>
+          <w:rFonts w:ascii="Times New Roman" w:hAnsi="Times New Roman" w:cs="Times New Roman" w:eastAsia="Times New Roman"/>
+          <w:sz w:val="28"/>
+        </w:rPr>
         <w:t>2. Загрузка списка цитат из файла данных.</w:t>
       </w:r>
     </w:p>
     <w:p>
       <w:pPr>
-        <w:spacing w:line="360" w:lineRule="auto"/>
+        <w:keepNext w:val="0"/>
+        <w:spacing w:line="360" w:lineRule="auto" w:before="0" w:after="0"/>
+        <w:ind w:firstLine="709" w:left="0" w:right="0"/>
+        <w:jc w:val="both"/>
       </w:pPr>
       <w:r>
+        <w:rPr>
+          <w:rFonts w:ascii="Times New Roman" w:hAnsi="Times New Roman" w:cs="Times New Roman" w:eastAsia="Times New Roman"/>
+          <w:sz w:val="28"/>
+        </w:rPr>
         <w:t>3. Случайный выбор одной цитаты.</w:t>
       </w:r>
     </w:p>
     <w:p>
       <w:pPr>
-        <w:spacing w:line="360" w:lineRule="auto"/>
+        <w:keepNext w:val="0"/>
+        <w:spacing w:line="360" w:lineRule="auto" w:before="0" w:after="0"/>
+        <w:ind w:firstLine="709" w:left="0" w:right="0"/>
+        <w:jc w:val="both"/>
       </w:pPr>
       <w:r>
+        <w:rPr>
+          <w:rFonts w:ascii="Times New Roman" w:hAnsi="Times New Roman" w:cs="Times New Roman" w:eastAsia="Times New Roman"/>
+          <w:sz w:val="28"/>
+        </w:rPr>
         <w:t>4. Вывод выбранной цитаты пользователю.</w:t>
       </w:r>
     </w:p>
     <w:p>
       <w:pPr>
-        <w:spacing w:line="360" w:lineRule="auto"/>
+        <w:keepNext w:val="0"/>
+        <w:spacing w:line="360" w:lineRule="auto" w:before="0" w:after="0"/>
+        <w:ind w:firstLine="709" w:left="0" w:right="0"/>
+        <w:jc w:val="both"/>
       </w:pPr>
       <w:r>
+        <w:rPr>
+          <w:rFonts w:ascii="Times New Roman" w:hAnsi="Times New Roman" w:cs="Times New Roman" w:eastAsia="Times New Roman"/>
+          <w:sz w:val="28"/>
+        </w:rPr>
         <w:t>5. Работа с категориями цитат.</w:t>
       </w:r>
     </w:p>
     <w:p>
       <w:pPr>
-        <w:spacing w:line="360" w:lineRule="auto"/>
+        <w:keepNext w:val="0"/>
+        <w:spacing w:line="360" w:lineRule="auto" w:before="0" w:after="0"/>
+        <w:ind w:firstLine="709" w:left="0" w:right="0"/>
+        <w:jc w:val="both"/>
       </w:pPr>
       <w:r>
+        <w:rPr>
+          <w:rFonts w:ascii="Times New Roman" w:hAnsi="Times New Roman" w:cs="Times New Roman" w:eastAsia="Times New Roman"/>
+          <w:sz w:val="28"/>
+        </w:rPr>
         <w:t>6. Загрузка основных настроек из файла конфигурации.</w:t>
       </w:r>
     </w:p>
     <w:p>
       <w:pPr>
-        <w:spacing w:line="360" w:lineRule="auto"/>
+        <w:keepNext w:val="0"/>
+        <w:spacing w:line="360" w:lineRule="auto" w:before="0" w:after="0"/>
+        <w:ind w:firstLine="709" w:left="0" w:right="0"/>
+        <w:jc w:val="both"/>
       </w:pPr>
       <w:r>
+        <w:rPr>
+          <w:rFonts w:ascii="Times New Roman" w:hAnsi="Times New Roman" w:cs="Times New Roman" w:eastAsia="Times New Roman"/>
+          <w:sz w:val="28"/>
+        </w:rPr>
         <w:t>7. Возможность расширения набора цитат без изменения основной логики программы.</w:t>
       </w:r>
     </w:p>
     <w:p>
+      <w:pPr>
+        <w:keepNext/>
+        <w:spacing w:line="360" w:lineRule="auto" w:before="240" w:after="120"/>
+        <w:ind w:firstLine="709" w:left="0" w:right="0"/>
+        <w:jc w:val="left"/>
+      </w:pPr>
       <w:r>
         <w:rPr>
-          <w:rFonts w:ascii="Times New Roman" w:hAnsi="Times New Roman"/>
+          <w:rFonts w:ascii="Times New Roman" w:hAnsi="Times New Roman" w:cs="Times New Roman" w:eastAsia="Times New Roman"/>
           <w:b/>
           <w:sz w:val="28"/>
         </w:rPr>
@@ -220,18 +371,31 @@
     </w:p>
     <w:p>
       <w:pPr>
-        <w:spacing w:line="360" w:lineRule="auto"/>
-        <w:ind w:firstLine="709"/>
+        <w:keepNext w:val="0"/>
+        <w:spacing w:line="360" w:lineRule="auto" w:before="0" w:after="0"/>
+        <w:ind w:firstLine="709" w:left="0" w:right="0"/>
+        <w:jc w:val="both"/>
       </w:pPr>
       <w:r>
+        <w:rPr>
+          <w:rFonts w:ascii="Times New Roman" w:hAnsi="Times New Roman" w:cs="Times New Roman" w:eastAsia="Times New Roman"/>
+          <w:sz w:val="28"/>
+        </w:rPr>
         <w:t>Для проекта выделены следующие основные модули: интерфейс пользователя, генератор цитат, хранилище цитат, менеджер категорий и модуль конфигурации. Такое разделение позволяет каждой части программы выполнять одну основную группу задач.</w:t>
       </w:r>
     </w:p>
     <w:p>
       <w:pPr>
+        <w:keepNext/>
+        <w:spacing w:line="240" w:lineRule="auto" w:before="120" w:after="120"/>
+        <w:ind w:firstLine="0" w:left="0" w:right="0"/>
         <w:jc w:val="center"/>
       </w:pPr>
       <w:r>
+        <w:rPr>
+          <w:rFonts w:ascii="Times New Roman" w:hAnsi="Times New Roman" w:cs="Times New Roman" w:eastAsia="Times New Roman"/>
+          <w:sz w:val="28"/>
+        </w:rPr>
         <w:drawing>
           <wp:inline xmlns:a="http://schemas.openxmlformats.org/drawingml/2006/main" xmlns:pic="http://schemas.openxmlformats.org/drawingml/2006/picture">
             <wp:extent cx="5760000" cy="3341392"/>
@@ -267,130 +431,345 @@
       </w:r>
     </w:p>
     <w:p>
+      <w:pPr>
+        <w:keepNext w:val="0"/>
+        <w:spacing w:line="360" w:lineRule="auto" w:before="120" w:after="240"/>
+        <w:ind w:firstLine="0" w:left="0" w:right="0"/>
+        <w:jc w:val="center"/>
+      </w:pPr>
       <w:r>
         <w:rPr>
-          <w:rFonts w:ascii="Times New Roman" w:hAnsi="Times New Roman"/>
+          <w:rFonts w:ascii="Times New Roman" w:hAnsi="Times New Roman" w:cs="Times New Roman" w:eastAsia="Times New Roman"/>
+          <w:b w:val="0"/>
+          <w:sz w:val="28"/>
+        </w:rPr>
+        <w:t>Рисунок 1 – Диаграмма модульной структуры проекта «Генератор случайных цитат»</w:t>
+      </w:r>
+    </w:p>
+    <w:p>
+      <w:pPr>
+        <w:keepNext/>
+        <w:spacing w:line="360" w:lineRule="auto" w:before="240" w:after="120"/>
+        <w:ind w:firstLine="709" w:left="0" w:right="0"/>
+        <w:jc w:val="left"/>
+      </w:pPr>
+      <w:r>
+        <w:rPr>
+          <w:rFonts w:ascii="Times New Roman" w:hAnsi="Times New Roman" w:cs="Times New Roman" w:eastAsia="Times New Roman"/>
           <w:b/>
           <w:sz w:val="28"/>
         </w:rPr>
         <w:t>Описание модулей</w:t>
       </w:r>
     </w:p>
+    <w:p>
+      <w:pPr>
+        <w:keepNext/>
+        <w:spacing w:line="360" w:lineRule="auto" w:before="120" w:after="120"/>
+        <w:ind w:firstLine="0" w:left="0" w:right="0"/>
+        <w:jc w:val="left"/>
+      </w:pPr>
+      <w:r>
+        <w:rPr>
+          <w:rFonts w:ascii="Times New Roman" w:hAnsi="Times New Roman" w:cs="Times New Roman" w:eastAsia="Times New Roman"/>
+          <w:b w:val="0"/>
+          <w:sz w:val="28"/>
+        </w:rPr>
+        <w:t>Таблица 1 – Описание модулей проекта</w:t>
+      </w:r>
+    </w:p>
     <w:tbl>
       <w:tblPr>
         <w:tblStyle w:val="TableGrid"/>
-        <w:tblW w:type="auto" w:w="0"/>
+        <w:tblW w:w="9354" w:type="dxa"/>
         <w:jc w:val="center"/>
+        <w:tblLayout w:type="fixed"/>
         <w:tblLook w:firstColumn="1" w:firstRow="1" w:lastColumn="0" w:lastRow="0" w:noHBand="0" w:noVBand="1" w:val="04A0"/>
       </w:tblPr>
       <w:tblGrid>
-        <w:gridCol w:w="3230"/>
-        <w:gridCol w:w="3230"/>
-        <w:gridCol w:w="3230"/>
+        <w:gridCol w:w="3118"/>
+        <w:gridCol w:w="3118"/>
+        <w:gridCol w:w="3118"/>
       </w:tblGrid>
       <w:tr>
+        <w:trPr>
+          <w:cantSplit/>
+          <w:tblHeader/>
+        </w:trPr>
         <w:tc>
           <w:tcPr>
-            <w:tcW w:type="dxa" w:w="3230"/>
+            <w:tcW w:w="3118" w:type="dxa"/>
+            <w:tcMar>
+              <w:top w:w="40" w:type="dxa"/>
+              <w:bottom w:w="40" w:type="dxa"/>
+              <w:left w:w="80" w:type="dxa"/>
+              <w:right w:w="80" w:type="dxa"/>
+            </w:tcMar>
           </w:tcPr>
           <w:p>
+            <w:pPr>
+              <w:keepNext w:val="0"/>
+              <w:spacing w:line="240" w:lineRule="auto" w:before="40" w:after="40"/>
+              <w:ind w:firstLine="0" w:left="0" w:right="0"/>
+              <w:jc w:val="center"/>
+            </w:pPr>
             <w:r>
+              <w:rPr>
+                <w:rFonts w:ascii="Times New Roman" w:hAnsi="Times New Roman" w:cs="Times New Roman" w:eastAsia="Times New Roman"/>
+                <w:b/>
+                <w:sz w:val="24"/>
+              </w:rPr>
               <w:t>Модуль</w:t>
             </w:r>
           </w:p>
         </w:tc>
         <w:tc>
           <w:tcPr>
-            <w:tcW w:type="dxa" w:w="3230"/>
+            <w:tcW w:w="3118" w:type="dxa"/>
+            <w:tcMar>
+              <w:top w:w="40" w:type="dxa"/>
+              <w:bottom w:w="40" w:type="dxa"/>
+              <w:left w:w="80" w:type="dxa"/>
+              <w:right w:w="80" w:type="dxa"/>
+            </w:tcMar>
           </w:tcPr>
           <w:p>
+            <w:pPr>
+              <w:keepNext w:val="0"/>
+              <w:spacing w:line="240" w:lineRule="auto" w:before="40" w:after="40"/>
+              <w:ind w:firstLine="0" w:left="0" w:right="0"/>
+              <w:jc w:val="center"/>
+            </w:pPr>
             <w:r>
+              <w:rPr>
+                <w:rFonts w:ascii="Times New Roman" w:hAnsi="Times New Roman" w:cs="Times New Roman" w:eastAsia="Times New Roman"/>
+                <w:b/>
+                <w:sz w:val="24"/>
+              </w:rPr>
               <w:t>Назначение</w:t>
             </w:r>
           </w:p>
         </w:tc>
         <w:tc>
           <w:tcPr>
-            <w:tcW w:type="dxa" w:w="3230"/>
+            <w:tcW w:w="3118" w:type="dxa"/>
+            <w:tcMar>
+              <w:top w:w="40" w:type="dxa"/>
+              <w:bottom w:w="40" w:type="dxa"/>
+              <w:left w:w="80" w:type="dxa"/>
+              <w:right w:w="80" w:type="dxa"/>
+            </w:tcMar>
           </w:tcPr>
           <w:p>
+            <w:pPr>
+              <w:keepNext w:val="0"/>
+              <w:spacing w:line="240" w:lineRule="auto" w:before="40" w:after="40"/>
+              <w:ind w:firstLine="0" w:left="0" w:right="0"/>
+              <w:jc w:val="center"/>
+            </w:pPr>
             <w:r>
+              <w:rPr>
+                <w:rFonts w:ascii="Times New Roman" w:hAnsi="Times New Roman" w:cs="Times New Roman" w:eastAsia="Times New Roman"/>
+                <w:b/>
+                <w:sz w:val="24"/>
+              </w:rPr>
               <w:t>Передаваемые данные</w:t>
             </w:r>
           </w:p>
         </w:tc>
       </w:tr>
       <w:tr>
+        <w:trPr>
+          <w:cantSplit/>
+        </w:trPr>
         <w:tc>
           <w:tcPr>
-            <w:tcW w:type="dxa" w:w="3230"/>
+            <w:tcW w:w="3118" w:type="dxa"/>
+            <w:tcMar>
+              <w:top w:w="40" w:type="dxa"/>
+              <w:bottom w:w="40" w:type="dxa"/>
+              <w:left w:w="80" w:type="dxa"/>
+              <w:right w:w="80" w:type="dxa"/>
+            </w:tcMar>
           </w:tcPr>
           <w:p>
+            <w:pPr>
+              <w:keepNext w:val="0"/>
+              <w:spacing w:line="240" w:lineRule="auto" w:before="40" w:after="40"/>
+              <w:ind w:firstLine="0" w:left="0" w:right="0"/>
+              <w:jc w:val="left"/>
+            </w:pPr>
             <w:r>
+              <w:rPr>
+                <w:rFonts w:ascii="Times New Roman" w:hAnsi="Times New Roman" w:cs="Times New Roman" w:eastAsia="Times New Roman"/>
+                <w:sz w:val="24"/>
+              </w:rPr>
               <w:t>Модуль интерфейса</w:t>
             </w:r>
           </w:p>
         </w:tc>
         <w:tc>
           <w:tcPr>
-            <w:tcW w:type="dxa" w:w="3230"/>
+            <w:tcW w:w="3118" w:type="dxa"/>
+            <w:tcMar>
+              <w:top w:w="40" w:type="dxa"/>
+              <w:bottom w:w="40" w:type="dxa"/>
+              <w:left w:w="80" w:type="dxa"/>
+              <w:right w:w="80" w:type="dxa"/>
+            </w:tcMar>
           </w:tcPr>
           <w:p>
+            <w:pPr>
+              <w:keepNext w:val="0"/>
+              <w:spacing w:line="240" w:lineRule="auto" w:before="40" w:after="40"/>
+              <w:ind w:firstLine="0" w:left="0" w:right="0"/>
+              <w:jc w:val="left"/>
+            </w:pPr>
             <w:r>
+              <w:rPr>
+                <w:rFonts w:ascii="Times New Roman" w:hAnsi="Times New Roman" w:cs="Times New Roman" w:eastAsia="Times New Roman"/>
+                <w:sz w:val="24"/>
+              </w:rPr>
               <w:t>Взаимодействие с пользователем.</w:t>
             </w:r>
           </w:p>
         </w:tc>
         <w:tc>
           <w:tcPr>
-            <w:tcW w:type="dxa" w:w="3230"/>
+            <w:tcW w:w="3118" w:type="dxa"/>
+            <w:tcMar>
+              <w:top w:w="40" w:type="dxa"/>
+              <w:bottom w:w="40" w:type="dxa"/>
+              <w:left w:w="80" w:type="dxa"/>
+              <w:right w:w="80" w:type="dxa"/>
+            </w:tcMar>
           </w:tcPr>
           <w:p>
+            <w:pPr>
+              <w:keepNext w:val="0"/>
+              <w:spacing w:line="240" w:lineRule="auto" w:before="40" w:after="40"/>
+              <w:ind w:firstLine="0" w:left="0" w:right="0"/>
+              <w:jc w:val="left"/>
+            </w:pPr>
             <w:r>
+              <w:rPr>
+                <w:rFonts w:ascii="Times New Roman" w:hAnsi="Times New Roman" w:cs="Times New Roman" w:eastAsia="Times New Roman"/>
+                <w:sz w:val="24"/>
+              </w:rPr>
               <w:t>Запросы пользователя, выбранная цитата</w:t>
             </w:r>
           </w:p>
         </w:tc>
       </w:tr>
       <w:tr>
+        <w:trPr>
+          <w:cantSplit/>
+        </w:trPr>
         <w:tc>
           <w:tcPr>
-            <w:tcW w:type="dxa" w:w="3230"/>
+            <w:tcW w:w="3118" w:type="dxa"/>
+            <w:tcMar>
+              <w:top w:w="40" w:type="dxa"/>
+              <w:bottom w:w="40" w:type="dxa"/>
+              <w:left w:w="80" w:type="dxa"/>
+              <w:right w:w="80" w:type="dxa"/>
+            </w:tcMar>
           </w:tcPr>
           <w:p>
+            <w:pPr>
+              <w:keepNext w:val="0"/>
+              <w:spacing w:line="240" w:lineRule="auto" w:before="40" w:after="40"/>
+              <w:ind w:firstLine="0" w:left="0" w:right="0"/>
+              <w:jc w:val="left"/>
+            </w:pPr>
             <w:r>
+              <w:rPr>
+                <w:rFonts w:ascii="Times New Roman" w:hAnsi="Times New Roman" w:cs="Times New Roman" w:eastAsia="Times New Roman"/>
+                <w:sz w:val="24"/>
+              </w:rPr>
               <w:t>Модуль генерации</w:t>
             </w:r>
           </w:p>
         </w:tc>
         <w:tc>
           <w:tcPr>
-            <w:tcW w:type="dxa" w:w="3230"/>
+            <w:tcW w:w="3118" w:type="dxa"/>
+            <w:tcMar>
+              <w:top w:w="40" w:type="dxa"/>
+              <w:bottom w:w="40" w:type="dxa"/>
+              <w:left w:w="80" w:type="dxa"/>
+              <w:right w:w="80" w:type="dxa"/>
+            </w:tcMar>
           </w:tcPr>
           <w:p>
+            <w:pPr>
+              <w:keepNext w:val="0"/>
+              <w:spacing w:line="240" w:lineRule="auto" w:before="40" w:after="40"/>
+              <w:ind w:firstLine="0" w:left="0" w:right="0"/>
+              <w:jc w:val="left"/>
+            </w:pPr>
             <w:r>
+              <w:rPr>
+                <w:rFonts w:ascii="Times New Roman" w:hAnsi="Times New Roman" w:cs="Times New Roman" w:eastAsia="Times New Roman"/>
+                <w:sz w:val="24"/>
+              </w:rPr>
               <w:t>Случайный выбор цитаты.</w:t>
             </w:r>
           </w:p>
         </w:tc>
         <w:tc>
           <w:tcPr>
-            <w:tcW w:type="dxa" w:w="3230"/>
+            <w:tcW w:w="3118" w:type="dxa"/>
+            <w:tcMar>
+              <w:top w:w="40" w:type="dxa"/>
+              <w:bottom w:w="40" w:type="dxa"/>
+              <w:left w:w="80" w:type="dxa"/>
+              <w:right w:w="80" w:type="dxa"/>
+            </w:tcMar>
           </w:tcPr>
           <w:p>
+            <w:pPr>
+              <w:keepNext w:val="0"/>
+              <w:spacing w:line="240" w:lineRule="auto" w:before="40" w:after="40"/>
+              <w:ind w:firstLine="0" w:left="0" w:right="0"/>
+              <w:jc w:val="left"/>
+            </w:pPr>
             <w:r>
+              <w:rPr>
+                <w:rFonts w:ascii="Times New Roman" w:hAnsi="Times New Roman" w:cs="Times New Roman" w:eastAsia="Times New Roman"/>
+                <w:sz w:val="24"/>
+              </w:rPr>
               <w:t>Список цитат → выбранная цитата</w:t>
             </w:r>
           </w:p>
         </w:tc>
       </w:tr>
       <w:tr>
+        <w:trPr>
+          <w:cantSplit/>
+        </w:trPr>
         <w:tc>
           <w:tcPr>
             <w:tcW w:type="dxa" w:w="3230"/>
+            <w:tcMar>
+              <w:top w:w="40" w:type="dxa"/>
+              <w:bottom w:w="40" w:type="dxa"/>
+              <w:left w:w="80" w:type="dxa"/>
+              <w:right w:w="80" w:type="dxa"/>
+            </w:tcMar>
           </w:tcPr>
           <w:p>
+            <w:pPr>
+              <w:keepNext w:val="0"/>
+              <w:spacing w:line="240" w:lineRule="auto" w:before="40" w:after="40"/>
+              <w:ind w:firstLine="0" w:left="0" w:right="0"/>
+              <w:jc w:val="left"/>
+            </w:pPr>
             <w:r>
+              <w:rPr>
+                <w:rFonts w:ascii="Times New Roman" w:hAnsi="Times New Roman" w:cs="Times New Roman" w:eastAsia="Times New Roman"/>
+                <w:sz w:val="24"/>
+              </w:rPr>
               <w:t>Модуль хранения</w:t>
             </w:r>
           </w:p>
@@ -398,9 +777,25 @@
         <w:tc>
           <w:tcPr>
             <w:tcW w:type="dxa" w:w="3230"/>
+            <w:tcMar>
+              <w:top w:w="40" w:type="dxa"/>
+              <w:bottom w:w="40" w:type="dxa"/>
+              <w:left w:w="80" w:type="dxa"/>
+              <w:right w:w="80" w:type="dxa"/>
+            </w:tcMar>
           </w:tcPr>
           <w:p>
+            <w:pPr>
+              <w:keepNext w:val="0"/>
+              <w:spacing w:line="240" w:lineRule="auto" w:before="40" w:after="40"/>
+              <w:ind w:firstLine="0" w:left="0" w:right="0"/>
+              <w:jc w:val="left"/>
+            </w:pPr>
             <w:r>
+              <w:rPr>
+                <w:rFonts w:ascii="Times New Roman" w:hAnsi="Times New Roman" w:cs="Times New Roman" w:eastAsia="Times New Roman"/>
+                <w:sz w:val="24"/>
+              </w:rPr>
               <w:t>Загрузка цитат из JSON.</w:t>
             </w:r>
           </w:p>
@@ -408,21 +803,56 @@
         <w:tc>
           <w:tcPr>
             <w:tcW w:type="dxa" w:w="3230"/>
+            <w:tcMar>
+              <w:top w:w="40" w:type="dxa"/>
+              <w:bottom w:w="40" w:type="dxa"/>
+              <w:left w:w="80" w:type="dxa"/>
+              <w:right w:w="80" w:type="dxa"/>
+            </w:tcMar>
           </w:tcPr>
           <w:p>
+            <w:pPr>
+              <w:keepNext w:val="0"/>
+              <w:spacing w:line="240" w:lineRule="auto" w:before="40" w:after="40"/>
+              <w:ind w:firstLine="0" w:left="0" w:right="0"/>
+              <w:jc w:val="left"/>
+            </w:pPr>
             <w:r>
+              <w:rPr>
+                <w:rFonts w:ascii="Times New Roman" w:hAnsi="Times New Roman" w:cs="Times New Roman" w:eastAsia="Times New Roman"/>
+                <w:sz w:val="24"/>
+              </w:rPr>
               <w:t>Файл → список цитат</w:t>
             </w:r>
           </w:p>
         </w:tc>
       </w:tr>
       <w:tr>
+        <w:trPr>
+          <w:cantSplit/>
+        </w:trPr>
         <w:tc>
           <w:tcPr>
             <w:tcW w:type="dxa" w:w="3230"/>
+            <w:tcMar>
+              <w:top w:w="40" w:type="dxa"/>
+              <w:bottom w:w="40" w:type="dxa"/>
+              <w:left w:w="80" w:type="dxa"/>
+              <w:right w:w="80" w:type="dxa"/>
+            </w:tcMar>
           </w:tcPr>
           <w:p>
+            <w:pPr>
+              <w:keepNext w:val="0"/>
+              <w:spacing w:line="240" w:lineRule="auto" w:before="40" w:after="40"/>
+              <w:ind w:firstLine="0" w:left="0" w:right="0"/>
+              <w:jc w:val="left"/>
+            </w:pPr>
             <w:r>
+              <w:rPr>
+                <w:rFonts w:ascii="Times New Roman" w:hAnsi="Times New Roman" w:cs="Times New Roman" w:eastAsia="Times New Roman"/>
+                <w:sz w:val="24"/>
+              </w:rPr>
               <w:t>Модуль категорий</w:t>
             </w:r>
           </w:p>
@@ -430,9 +860,25 @@
         <w:tc>
           <w:tcPr>
             <w:tcW w:type="dxa" w:w="3230"/>
+            <w:tcMar>
+              <w:top w:w="40" w:type="dxa"/>
+              <w:bottom w:w="40" w:type="dxa"/>
+              <w:left w:w="80" w:type="dxa"/>
+              <w:right w:w="80" w:type="dxa"/>
+            </w:tcMar>
           </w:tcPr>
           <w:p>
+            <w:pPr>
+              <w:keepNext w:val="0"/>
+              <w:spacing w:line="240" w:lineRule="auto" w:before="40" w:after="40"/>
+              <w:ind w:firstLine="0" w:left="0" w:right="0"/>
+              <w:jc w:val="left"/>
+            </w:pPr>
             <w:r>
+              <w:rPr>
+                <w:rFonts w:ascii="Times New Roman" w:hAnsi="Times New Roman" w:cs="Times New Roman" w:eastAsia="Times New Roman"/>
+                <w:sz w:val="24"/>
+              </w:rPr>
               <w:t>Работа с категориями.</w:t>
             </w:r>
           </w:p>
@@ -440,21 +886,56 @@
         <w:tc>
           <w:tcPr>
             <w:tcW w:type="dxa" w:w="3230"/>
+            <w:tcMar>
+              <w:top w:w="40" w:type="dxa"/>
+              <w:bottom w:w="40" w:type="dxa"/>
+              <w:left w:w="80" w:type="dxa"/>
+              <w:right w:w="80" w:type="dxa"/>
+            </w:tcMar>
           </w:tcPr>
           <w:p>
+            <w:pPr>
+              <w:keepNext w:val="0"/>
+              <w:spacing w:line="240" w:lineRule="auto" w:before="40" w:after="40"/>
+              <w:ind w:firstLine="0" w:left="0" w:right="0"/>
+              <w:jc w:val="left"/>
+            </w:pPr>
             <w:r>
+              <w:rPr>
+                <w:rFonts w:ascii="Times New Roman" w:hAnsi="Times New Roman" w:cs="Times New Roman" w:eastAsia="Times New Roman"/>
+                <w:sz w:val="24"/>
+              </w:rPr>
               <w:t>Список цитат → список категорий</w:t>
             </w:r>
           </w:p>
         </w:tc>
       </w:tr>
       <w:tr>
+        <w:trPr>
+          <w:cantSplit/>
+        </w:trPr>
         <w:tc>
           <w:tcPr>
             <w:tcW w:type="dxa" w:w="3230"/>
+            <w:tcMar>
+              <w:top w:w="40" w:type="dxa"/>
+              <w:bottom w:w="40" w:type="dxa"/>
+              <w:left w:w="80" w:type="dxa"/>
+              <w:right w:w="80" w:type="dxa"/>
+            </w:tcMar>
           </w:tcPr>
           <w:p>
+            <w:pPr>
+              <w:keepNext w:val="0"/>
+              <w:spacing w:line="240" w:lineRule="auto" w:before="40" w:after="40"/>
+              <w:ind w:firstLine="0" w:left="0" w:right="0"/>
+              <w:jc w:val="left"/>
+            </w:pPr>
             <w:r>
+              <w:rPr>
+                <w:rFonts w:ascii="Times New Roman" w:hAnsi="Times New Roman" w:cs="Times New Roman" w:eastAsia="Times New Roman"/>
+                <w:sz w:val="24"/>
+              </w:rPr>
               <w:t>Модуль конфигурации</w:t>
             </w:r>
           </w:p>
@@ -462,9 +943,25 @@
         <w:tc>
           <w:tcPr>
             <w:tcW w:type="dxa" w:w="3230"/>
+            <w:tcMar>
+              <w:top w:w="40" w:type="dxa"/>
+              <w:bottom w:w="40" w:type="dxa"/>
+              <w:left w:w="80" w:type="dxa"/>
+              <w:right w:w="80" w:type="dxa"/>
+            </w:tcMar>
           </w:tcPr>
           <w:p>
+            <w:pPr>
+              <w:keepNext w:val="0"/>
+              <w:spacing w:line="240" w:lineRule="auto" w:before="40" w:after="40"/>
+              <w:ind w:firstLine="0" w:left="0" w:right="0"/>
+              <w:jc w:val="left"/>
+            </w:pPr>
             <w:r>
+              <w:rPr>
+                <w:rFonts w:ascii="Times New Roman" w:hAnsi="Times New Roman" w:cs="Times New Roman" w:eastAsia="Times New Roman"/>
+                <w:sz w:val="24"/>
+              </w:rPr>
               <w:t>Загрузка настроек приложения.</w:t>
             </w:r>
           </w:p>
@@ -472,9 +969,25 @@
         <w:tc>
           <w:tcPr>
             <w:tcW w:type="dxa" w:w="3230"/>
+            <w:tcMar>
+              <w:top w:w="40" w:type="dxa"/>
+              <w:bottom w:w="40" w:type="dxa"/>
+              <w:left w:w="80" w:type="dxa"/>
+              <w:right w:w="80" w:type="dxa"/>
+            </w:tcMar>
           </w:tcPr>
           <w:p>
+            <w:pPr>
+              <w:keepNext w:val="0"/>
+              <w:spacing w:line="240" w:lineRule="auto" w:before="40" w:after="40"/>
+              <w:ind w:firstLine="0" w:left="0" w:right="0"/>
+              <w:jc w:val="left"/>
+            </w:pPr>
             <w:r>
+              <w:rPr>
+                <w:rFonts w:ascii="Times New Roman" w:hAnsi="Times New Roman" w:cs="Times New Roman" w:eastAsia="Times New Roman"/>
+                <w:sz w:val="24"/>
+              </w:rPr>
               <w:t>config.json → настройки</w:t>
             </w:r>
           </w:p>
@@ -482,14 +995,15 @@
       </w:tr>
     </w:tbl>
     <w:p>
-      <w:r>
-        <w:br w:type="page"/>
-      </w:r>
-    </w:p>
-    <w:p>
+      <w:pPr>
+        <w:keepNext/>
+        <w:spacing w:line="360" w:lineRule="auto" w:before="240" w:after="120"/>
+        <w:ind w:firstLine="709" w:left="0" w:right="0"/>
+        <w:jc w:val="left"/>
+      </w:pPr>
       <w:r>
         <w:rPr>
-          <w:rFonts w:ascii="Times New Roman" w:hAnsi="Times New Roman"/>
+          <w:rFonts w:ascii="Times New Roman" w:hAnsi="Times New Roman" w:cs="Times New Roman" w:eastAsia="Times New Roman"/>
           <w:b/>
           <w:sz w:val="28"/>
         </w:rPr>
@@ -498,19 +1012,31 @@
     </w:p>
     <w:p>
       <w:pPr>
-        <w:spacing w:line="360" w:lineRule="auto"/>
-        <w:ind w:firstLine="709"/>
+        <w:keepNext w:val="0"/>
+        <w:spacing w:line="360" w:lineRule="auto" w:before="0" w:after="0"/>
+        <w:ind w:firstLine="709" w:left="0" w:right="0"/>
+        <w:jc w:val="both"/>
       </w:pPr>
       <w:r>
+        <w:rPr>
+          <w:rFonts w:ascii="Times New Roman" w:hAnsi="Times New Roman" w:cs="Times New Roman" w:eastAsia="Times New Roman"/>
+          <w:sz w:val="28"/>
+        </w:rPr>
         <w:t>Файловая структура проекта организована следующим образом:</w:t>
       </w:r>
     </w:p>
     <w:p>
       <w:pPr>
-        <w:spacing w:line="312" w:lineRule="auto"/>
-        <w:ind w:left="567"/>
+        <w:keepNext w:val="0"/>
+        <w:spacing w:line="240" w:lineRule="auto" w:before="120" w:after="120"/>
+        <w:ind w:left="0" w:firstLine="0" w:right="0"/>
+        <w:jc w:val="left"/>
       </w:pPr>
       <w:r>
+        <w:rPr>
+          <w:rFonts w:ascii="Courier New" w:hAnsi="Courier New" w:cs="Courier New" w:eastAsia="Courier New"/>
+          <w:sz w:val="24"/>
+        </w:rPr>
         <w:t>Генератор случайных цитат/</w:t>
         <w:br/>
         <w:t>├── src/</w:t>
@@ -545,9 +1071,15 @@
       </w:r>
     </w:p>
     <w:p>
+      <w:pPr>
+        <w:keepNext/>
+        <w:spacing w:line="360" w:lineRule="auto" w:before="240" w:after="120"/>
+        <w:ind w:firstLine="709" w:left="0" w:right="0"/>
+        <w:jc w:val="left"/>
+      </w:pPr>
       <w:r>
         <w:rPr>
-          <w:rFonts w:ascii="Times New Roman" w:hAnsi="Times New Roman"/>
+          <w:rFonts w:ascii="Times New Roman" w:hAnsi="Times New Roman" w:cs="Times New Roman" w:eastAsia="Times New Roman"/>
           <w:b/>
           <w:sz w:val="28"/>
         </w:rPr>
@@ -556,96 +1088,179 @@
     </w:p>
     <w:p>
       <w:pPr>
-        <w:spacing w:line="312" w:lineRule="auto"/>
+        <w:keepNext w:val="0"/>
+        <w:spacing w:line="360" w:lineRule="auto" w:before="0" w:after="0"/>
+        <w:ind w:firstLine="709" w:left="0" w:right="0"/>
+        <w:jc w:val="both"/>
       </w:pPr>
       <w:r>
+        <w:rPr>
+          <w:rFonts w:ascii="Times New Roman" w:hAnsi="Times New Roman" w:cs="Times New Roman" w:eastAsia="Times New Roman"/>
+          <w:sz w:val="28"/>
+        </w:rPr>
         <w:t>• README.md — описание проекта, его назначения и структуры.</w:t>
       </w:r>
     </w:p>
     <w:p>
       <w:pPr>
-        <w:spacing w:line="312" w:lineRule="auto"/>
+        <w:keepNext w:val="0"/>
+        <w:spacing w:line="360" w:lineRule="auto" w:before="0" w:after="0"/>
+        <w:ind w:firstLine="709" w:left="0" w:right="0"/>
+        <w:jc w:val="both"/>
       </w:pPr>
       <w:r>
+        <w:rPr>
+          <w:rFonts w:ascii="Times New Roman" w:hAnsi="Times New Roman" w:cs="Times New Roman" w:eastAsia="Times New Roman"/>
+          <w:sz w:val="28"/>
+        </w:rPr>
         <w:t>• .gitignore — список файлов и папок, которые не следует добавлять в репозиторий Git.</w:t>
       </w:r>
     </w:p>
     <w:p>
       <w:pPr>
-        <w:spacing w:line="312" w:lineRule="auto"/>
+        <w:keepNext w:val="0"/>
+        <w:spacing w:line="360" w:lineRule="auto" w:before="0" w:after="0"/>
+        <w:ind w:firstLine="709" w:left="0" w:right="0"/>
+        <w:jc w:val="both"/>
       </w:pPr>
       <w:r>
+        <w:rPr>
+          <w:rFonts w:ascii="Times New Roman" w:hAnsi="Times New Roman" w:cs="Times New Roman" w:eastAsia="Times New Roman"/>
+          <w:sz w:val="28"/>
+        </w:rPr>
         <w:t>• config.json — конфигурационные параметры приложения.</w:t>
       </w:r>
     </w:p>
     <w:p>
       <w:pPr>
-        <w:spacing w:line="312" w:lineRule="auto"/>
+        <w:keepNext w:val="0"/>
+        <w:spacing w:line="360" w:lineRule="auto" w:before="0" w:after="0"/>
+        <w:ind w:firstLine="709" w:left="0" w:right="0"/>
+        <w:jc w:val="both"/>
       </w:pPr>
       <w:r>
+        <w:rPr>
+          <w:rFonts w:ascii="Times New Roman" w:hAnsi="Times New Roman" w:cs="Times New Roman" w:eastAsia="Times New Roman"/>
+          <w:sz w:val="28"/>
+        </w:rPr>
         <w:t>• src/main.py — точка входа в приложение.</w:t>
       </w:r>
     </w:p>
     <w:p>
       <w:pPr>
-        <w:spacing w:line="312" w:lineRule="auto"/>
+        <w:keepNext w:val="0"/>
+        <w:spacing w:line="360" w:lineRule="auto" w:before="0" w:after="0"/>
+        <w:ind w:firstLine="709" w:left="0" w:right="0"/>
+        <w:jc w:val="both"/>
       </w:pPr>
       <w:r>
+        <w:rPr>
+          <w:rFonts w:ascii="Times New Roman" w:hAnsi="Times New Roman" w:cs="Times New Roman" w:eastAsia="Times New Roman"/>
+          <w:sz w:val="28"/>
+        </w:rPr>
         <w:t>• src/modules/quote_generator.py — логика случайного выбора цитаты.</w:t>
       </w:r>
     </w:p>
     <w:p>
       <w:pPr>
-        <w:spacing w:line="312" w:lineRule="auto"/>
+        <w:keepNext w:val="0"/>
+        <w:spacing w:line="360" w:lineRule="auto" w:before="0" w:after="0"/>
+        <w:ind w:firstLine="709" w:left="0" w:right="0"/>
+        <w:jc w:val="both"/>
       </w:pPr>
       <w:r>
+        <w:rPr>
+          <w:rFonts w:ascii="Times New Roman" w:hAnsi="Times New Roman" w:cs="Times New Roman" w:eastAsia="Times New Roman"/>
+          <w:sz w:val="28"/>
+        </w:rPr>
         <w:t>• src/modules/quote_storage.py — загрузка цитат из JSON-файла.</w:t>
       </w:r>
     </w:p>
     <w:p>
       <w:pPr>
-        <w:spacing w:line="312" w:lineRule="auto"/>
+        <w:keepNext w:val="0"/>
+        <w:spacing w:line="360" w:lineRule="auto" w:before="0" w:after="0"/>
+        <w:ind w:firstLine="709" w:left="0" w:right="0"/>
+        <w:jc w:val="both"/>
       </w:pPr>
       <w:r>
+        <w:rPr>
+          <w:rFonts w:ascii="Times New Roman" w:hAnsi="Times New Roman" w:cs="Times New Roman" w:eastAsia="Times New Roman"/>
+          <w:sz w:val="28"/>
+        </w:rPr>
         <w:t>• src/modules/category_manager.py — обработка категорий.</w:t>
       </w:r>
     </w:p>
     <w:p>
       <w:pPr>
-        <w:spacing w:line="312" w:lineRule="auto"/>
+        <w:keepNext w:val="0"/>
+        <w:spacing w:line="360" w:lineRule="auto" w:before="0" w:after="0"/>
+        <w:ind w:firstLine="709" w:left="0" w:right="0"/>
+        <w:jc w:val="both"/>
       </w:pPr>
       <w:r>
+        <w:rPr>
+          <w:rFonts w:ascii="Times New Roman" w:hAnsi="Times New Roman" w:cs="Times New Roman" w:eastAsia="Times New Roman"/>
+          <w:sz w:val="28"/>
+        </w:rPr>
         <w:t>• src/modules/config.py — загрузка конфигурации.</w:t>
       </w:r>
     </w:p>
     <w:p>
       <w:pPr>
-        <w:spacing w:line="312" w:lineRule="auto"/>
+        <w:keepNext w:val="0"/>
+        <w:spacing w:line="360" w:lineRule="auto" w:before="0" w:after="0"/>
+        <w:ind w:firstLine="709" w:left="0" w:right="0"/>
+        <w:jc w:val="both"/>
       </w:pPr>
       <w:r>
+        <w:rPr>
+          <w:rFonts w:ascii="Times New Roman" w:hAnsi="Times New Roman" w:cs="Times New Roman" w:eastAsia="Times New Roman"/>
+          <w:sz w:val="28"/>
+        </w:rPr>
         <w:t>• src/modules/ui.py — взаимодействие с пользователем.</w:t>
       </w:r>
     </w:p>
     <w:p>
       <w:pPr>
-        <w:spacing w:line="312" w:lineRule="auto"/>
+        <w:keepNext w:val="0"/>
+        <w:spacing w:line="360" w:lineRule="auto" w:before="0" w:after="0"/>
+        <w:ind w:firstLine="709" w:left="0" w:right="0"/>
+        <w:jc w:val="both"/>
       </w:pPr>
       <w:r>
+        <w:rPr>
+          <w:rFonts w:ascii="Times New Roman" w:hAnsi="Times New Roman" w:cs="Times New Roman" w:eastAsia="Times New Roman"/>
+          <w:sz w:val="28"/>
+        </w:rPr>
         <w:t>• data/quotes.json — исходный набор цитат.</w:t>
       </w:r>
     </w:p>
     <w:p>
       <w:pPr>
-        <w:spacing w:line="312" w:lineRule="auto"/>
+        <w:keepNext w:val="0"/>
+        <w:spacing w:line="360" w:lineRule="auto" w:before="0" w:after="0"/>
+        <w:ind w:firstLine="709" w:left="0" w:right="0"/>
+        <w:jc w:val="both"/>
       </w:pPr>
       <w:r>
+        <w:rPr>
+          <w:rFonts w:ascii="Times New Roman" w:hAnsi="Times New Roman" w:cs="Times New Roman" w:eastAsia="Times New Roman"/>
+          <w:sz w:val="28"/>
+        </w:rPr>
         <w:t>• tests/ — каталог автоматических тестов.</w:t>
       </w:r>
     </w:p>
     <w:p>
+      <w:pPr>
+        <w:keepNext/>
+        <w:spacing w:line="360" w:lineRule="auto" w:before="240" w:after="120"/>
+        <w:ind w:firstLine="709" w:left="0" w:right="0"/>
+        <w:jc w:val="left"/>
+      </w:pPr>
       <w:r>
         <w:rPr>
-          <w:rFonts w:ascii="Times New Roman" w:hAnsi="Times New Roman"/>
+          <w:rFonts w:ascii="Times New Roman" w:hAnsi="Times New Roman" w:cs="Times New Roman" w:eastAsia="Times New Roman"/>
           <w:b/>
           <w:sz w:val="28"/>
         </w:rPr>
@@ -654,19 +1269,31 @@
     </w:p>
     <w:p>
       <w:pPr>
-        <w:spacing w:line="360" w:lineRule="auto"/>
-        <w:ind w:firstLine="709"/>
+        <w:keepNext w:val="0"/>
+        <w:spacing w:line="360" w:lineRule="auto" w:before="0" w:after="0"/>
+        <w:ind w:firstLine="709" w:left="0" w:right="0"/>
+        <w:jc w:val="both"/>
       </w:pPr>
       <w:r>
+        <w:rPr>
+          <w:rFonts w:ascii="Times New Roman" w:hAnsi="Times New Roman" w:cs="Times New Roman" w:eastAsia="Times New Roman"/>
+          <w:sz w:val="28"/>
+        </w:rPr>
         <w:t>Для фиксации начальной структуры проекта используется система контроля версий Git. В терминале, находясь в корне проекта, необходимо выполнить следующие команды:</w:t>
       </w:r>
     </w:p>
     <w:p>
       <w:pPr>
-        <w:spacing w:line="360" w:lineRule="auto"/>
-        <w:ind w:left="567"/>
+        <w:keepNext w:val="0"/>
+        <w:spacing w:line="240" w:lineRule="auto" w:before="120" w:after="120"/>
+        <w:ind w:left="0" w:firstLine="0" w:right="0"/>
+        <w:jc w:val="left"/>
       </w:pPr>
       <w:r>
+        <w:rPr>
+          <w:rFonts w:ascii="Courier New" w:hAnsi="Courier New" w:cs="Courier New" w:eastAsia="Courier New"/>
+          <w:sz w:val="24"/>
+        </w:rPr>
         <w:t>git init</w:t>
         <w:br/>
         <w:t>git add .</w:t>
@@ -677,17 +1304,29 @@
     </w:p>
     <w:p>
       <w:pPr>
-        <w:spacing w:line="360" w:lineRule="auto"/>
-        <w:ind w:firstLine="709"/>
+        <w:keepNext w:val="0"/>
+        <w:spacing w:line="360" w:lineRule="auto" w:before="0" w:after="0"/>
+        <w:ind w:firstLine="709" w:left="0" w:right="0"/>
+        <w:jc w:val="both"/>
       </w:pPr>
       <w:r>
+        <w:rPr>
+          <w:rFonts w:ascii="Times New Roman" w:hAnsi="Times New Roman" w:cs="Times New Roman" w:eastAsia="Times New Roman"/>
+          <w:sz w:val="28"/>
+        </w:rPr>
         <w:t>Команда git init инициализирует локальный репозиторий. Команда git add . добавляет файлы проекта в область подготовленных изменений. Команда git commit -m создаёт первый коммит с описанием начальной модульной структуры проекта.</w:t>
       </w:r>
     </w:p>
     <w:p>
+      <w:pPr>
+        <w:keepNext/>
+        <w:spacing w:line="360" w:lineRule="auto" w:before="240" w:after="120"/>
+        <w:ind w:firstLine="709" w:left="0" w:right="0"/>
+        <w:jc w:val="left"/>
+      </w:pPr>
       <w:r>
         <w:rPr>
-          <w:rFonts w:ascii="Times New Roman" w:hAnsi="Times New Roman"/>
+          <w:rFonts w:ascii="Times New Roman" w:hAnsi="Times New Roman" w:cs="Times New Roman" w:eastAsia="Times New Roman"/>
           <w:b/>
           <w:sz w:val="28"/>
         </w:rPr>
@@ -696,26 +1335,44 @@
     </w:p>
     <w:p>
       <w:pPr>
-        <w:spacing w:line="360" w:lineRule="auto"/>
-        <w:ind w:firstLine="709"/>
+        <w:keepNext w:val="0"/>
+        <w:spacing w:line="360" w:lineRule="auto" w:before="0" w:after="0"/>
+        <w:ind w:firstLine="709" w:left="0" w:right="0"/>
+        <w:jc w:val="both"/>
       </w:pPr>
       <w:r>
+        <w:rPr>
+          <w:rFonts w:ascii="Times New Roman" w:hAnsi="Times New Roman" w:cs="Times New Roman" w:eastAsia="Times New Roman"/>
+          <w:sz w:val="28"/>
+        </w:rPr>
         <w:t>В результате была разработана модульная структура проекта «Генератор случайных цитат», определены функциональные требования, выделены основные программные модули и показаны связи между ними. Также сформировано дерево папок и файлов проекта, включающее обязательные управляющие файлы README.md, .gitignore и config.json.</w:t>
       </w:r>
     </w:p>
     <w:p>
       <w:pPr>
-        <w:spacing w:line="360" w:lineRule="auto"/>
-        <w:ind w:firstLine="709"/>
+        <w:keepNext w:val="0"/>
+        <w:spacing w:line="360" w:lineRule="auto" w:before="0" w:after="0"/>
+        <w:ind w:firstLine="709" w:left="0" w:right="0"/>
+        <w:jc w:val="both"/>
       </w:pPr>
       <w:r>
+        <w:rPr>
+          <w:rFonts w:ascii="Times New Roman" w:hAnsi="Times New Roman" w:cs="Times New Roman" w:eastAsia="Times New Roman"/>
+          <w:sz w:val="28"/>
+        </w:rPr>
         <w:t>Для завершения практической части необходимо выполнить три команды Git в терминале и вставить в отчёт скриншот терминала с успешным выполнением команд.</w:t>
       </w:r>
     </w:p>
     <w:p>
+      <w:pPr>
+        <w:keepNext/>
+        <w:spacing w:line="360" w:lineRule="auto" w:before="240" w:after="120"/>
+        <w:ind w:firstLine="709" w:left="0" w:right="0"/>
+        <w:jc w:val="left"/>
+      </w:pPr>
       <w:r>
         <w:rPr>
-          <w:rFonts w:ascii="Times New Roman" w:hAnsi="Times New Roman"/>
+          <w:rFonts w:ascii="Times New Roman" w:hAnsi="Times New Roman" w:cs="Times New Roman" w:eastAsia="Times New Roman"/>
           <w:b/>
           <w:sz w:val="28"/>
         </w:rPr>
@@ -724,11 +1381,17 @@
     </w:p>
     <w:p>
       <w:pPr>
+        <w:keepNext w:val="0"/>
+        <w:spacing w:line="360" w:lineRule="auto" w:before="120" w:after="120"/>
+        <w:ind w:firstLine="0" w:left="0" w:right="0"/>
         <w:jc w:val="center"/>
       </w:pPr>
       <w:r>
         <w:rPr>
+          <w:rFonts w:ascii="Times New Roman" w:hAnsi="Times New Roman" w:cs="Times New Roman" w:eastAsia="Times New Roman"/>
+          <w:b/>
           <w:i/>
+          <w:sz w:val="28"/>
         </w:rPr>
         <w:t>Место для скриншота терминала:</w:t>
         <w:br/>
@@ -737,13 +1400,75 @@
       </w:r>
     </w:p>
     <w:sectPr>
-      <w:pgSz w:w="12240" w:h="15840"/>
-      <w:pgMar w:top="1134" w:right="850" w:bottom="1134" w:left="1701" w:header="720" w:footer="720" w:gutter="0"/>
+      <w:footerReference w:type="default" r:id="rId10"/>
+      <w:footerReference w:type="first" r:id="rId11"/>
+      <w:pgSz w:w="11906" w:h="16838"/>
+      <w:pgMar w:top="1134" w:right="850" w:bottom="1134" w:left="1701" w:header="709" w:footer="709" w:gutter="0"/>
       <w:cols w:space="720"/>
+      <w:titlePg/>
       <w:docGrid w:linePitch="360"/>
     </w:sectPr>
   </w:body>
 </w:document>
+</file>
+
+<file path=word/footer1.xml><?xml version="1.0" encoding="utf-8"?>
+<w:ftr xmlns:m="http://schemas.openxmlformats.org/officeDocument/2006/math" xmlns:mc="http://schemas.openxmlformats.org/markup-compatibility/2006" xmlns:mo="http://schemas.microsoft.com/office/mac/office/2008/main" xmlns:mv="urn:schemas-microsoft-com:mac:vml" xmlns:o="urn:schemas-microsoft-com:office:office" xmlns:r="http://schemas.openxmlformats.org/officeDocument/2006/relationships" xmlns:v="urn:schemas-microsoft-com:vml" xmlns:w10="urn:schemas-microsoft-com:office:word" xmlns:w14="http://schemas.microsoft.com/office/word/2010/wordml" xmlns:w="http://schemas.openxmlformats.org/wordprocessingml/2006/main" xmlns:wne="http://schemas.microsoft.com/office/word/2006/wordml" xmlns:wp14="http://schemas.microsoft.com/office/word/2010/wordprocessingDrawing" xmlns:wp="http://schemas.openxmlformats.org/drawingml/2006/wordprocessingDrawing" xmlns:wpc="http://schemas.microsoft.com/office/word/2010/wordprocessingCanvas" xmlns:wpg="http://schemas.microsoft.com/office/word/2010/wordprocessingGroup" xmlns:wpi="http://schemas.microsoft.com/office/word/2010/wordprocessingInk" xmlns:wps="http://schemas.microsoft.com/office/word/2010/wordprocessingShape" mc:Ignorable="w14 wp14">
+  <w:p>
+    <w:pPr>
+      <w:pStyle w:val="Footer"/>
+      <w:keepNext w:val="0"/>
+      <w:spacing w:line="240" w:lineRule="auto" w:before="0" w:after="0"/>
+      <w:ind w:firstLine="0" w:left="0" w:right="0"/>
+      <w:jc w:val="center"/>
+    </w:pPr>
+    <w:r>
+      <w:rPr>
+        <w:rFonts w:ascii="Times New Roman" w:hAnsi="Times New Roman" w:cs="Times New Roman" w:eastAsia="Times New Roman"/>
+        <w:sz w:val="28"/>
+      </w:rPr>
+      <w:fldChar w:fldCharType="begin"/>
+    </w:r>
+    <w:r>
+      <w:rPr>
+        <w:rFonts w:ascii="Times New Roman" w:hAnsi="Times New Roman" w:cs="Times New Roman" w:eastAsia="Times New Roman"/>
+        <w:sz w:val="28"/>
+      </w:rPr>
+      <w:instrText xml:space="preserve"> PAGE </w:instrText>
+    </w:r>
+    <w:r>
+      <w:rPr>
+        <w:rFonts w:ascii="Times New Roman" w:hAnsi="Times New Roman" w:cs="Times New Roman" w:eastAsia="Times New Roman"/>
+        <w:sz w:val="28"/>
+      </w:rPr>
+      <w:fldChar w:fldCharType="separate"/>
+    </w:r>
+    <w:r>
+      <w:rPr>
+        <w:rFonts w:ascii="Times New Roman" w:hAnsi="Times New Roman" w:cs="Times New Roman" w:eastAsia="Times New Roman"/>
+        <w:sz w:val="28"/>
+      </w:rPr>
+      <w:t xml:space="preserve">2</w:t>
+    </w:r>
+    <w:r>
+      <w:rPr>
+        <w:rFonts w:ascii="Times New Roman" w:hAnsi="Times New Roman" w:cs="Times New Roman" w:eastAsia="Times New Roman"/>
+        <w:sz w:val="28"/>
+      </w:rPr>
+      <w:fldChar w:fldCharType="end"/>
+    </w:r>
+  </w:p>
+</w:ftr>
+</file>
+
+<file path=word/footer2.xml><?xml version="1.0" encoding="utf-8"?>
+<w:ftr xmlns:m="http://schemas.openxmlformats.org/officeDocument/2006/math" xmlns:mc="http://schemas.openxmlformats.org/markup-compatibility/2006" xmlns:mo="http://schemas.microsoft.com/office/mac/office/2008/main" xmlns:mv="urn:schemas-microsoft-com:mac:vml" xmlns:o="urn:schemas-microsoft-com:office:office" xmlns:r="http://schemas.openxmlformats.org/officeDocument/2006/relationships" xmlns:v="urn:schemas-microsoft-com:vml" xmlns:w10="urn:schemas-microsoft-com:office:word" xmlns:w14="http://schemas.microsoft.com/office/word/2010/wordml" xmlns:w="http://schemas.openxmlformats.org/wordprocessingml/2006/main" xmlns:wne="http://schemas.microsoft.com/office/word/2006/wordml" xmlns:wp14="http://schemas.microsoft.com/office/word/2010/wordprocessingDrawing" xmlns:wp="http://schemas.openxmlformats.org/drawingml/2006/wordprocessingDrawing" xmlns:wpc="http://schemas.microsoft.com/office/word/2010/wordprocessingCanvas" xmlns:wpg="http://schemas.microsoft.com/office/word/2010/wordprocessingGroup" xmlns:wpi="http://schemas.microsoft.com/office/word/2010/wordprocessingInk" xmlns:wps="http://schemas.microsoft.com/office/word/2010/wordprocessingShape" mc:Ignorable="w14 wp14">
+  <w:p>
+    <w:pPr>
+      <w:pStyle w:val="Footer"/>
+    </w:pPr>
+  </w:p>
+</w:ftr>
 </file>
 
 <file path=word/numbering.xml><?xml version="1.0" encoding="utf-8"?>
@@ -1109,8 +1834,13 @@
     <w:name w:val="Normal"/>
     <w:qFormat/>
     <w:rsid w:val="00FC693F"/>
+    <w:pPr>
+      <w:spacing w:line="360" w:lineRule="auto" w:before="0" w:after="0"/>
+      <w:ind w:firstLine="709"/>
+      <w:jc w:val="both"/>
+    </w:pPr>
     <w:rPr>
-      <w:rFonts w:ascii="Times New Roman" w:hAnsi="Times New Roman"/>
+      <w:rFonts w:ascii="Times New Roman" w:hAnsi="Times New Roman" w:cs="Times New Roman" w:eastAsia="Times New Roman"/>
       <w:sz w:val="28"/>
     </w:rPr>
   </w:style>
